--- a/ziliao/青花瓷山藥糕製作步驟.docx
+++ b/ziliao/青花瓷山藥糕製作步驟.docx
@@ -163,32 +163,6 @@
           <w:sz w:val="26"/>
         </w:rPr>
         <w:t>• 白砂糖　25 g　（甜度剛剛好）</w:t>
-      </w:r>
-    </w:p>
-    <w:p>
-      <w:pPr>
-        <w:spacing w:after="40" w:before="0"/>
-      </w:pPr>
-      <w:r>
-        <w:rPr>
-          <w:rFonts w:ascii="微軟正黑體" w:hAnsi="微軟正黑體" w:eastAsia="微軟正黑體"/>
-          <w:b w:val="0"/>
-          <w:sz w:val="26"/>
-        </w:rPr>
-        <w:t>• 茯苓粉　10 g　（一起揉進山藥泥）</w:t>
-      </w:r>
-    </w:p>
-    <w:p>
-      <w:pPr>
-        <w:spacing w:after="40" w:before="0"/>
-      </w:pPr>
-      <w:r>
-        <w:rPr>
-          <w:rFonts w:ascii="微軟正黑體" w:hAnsi="微軟正黑體" w:eastAsia="微軟正黑體"/>
-          <w:b w:val="0"/>
-          <w:sz w:val="26"/>
-        </w:rPr>
-        <w:t>• 百合粉　10 g　（一起揉進山藥泥）</w:t>
       </w:r>
     </w:p>
     <w:p>
@@ -497,7 +471,7 @@
           <w:b w:val="0"/>
           <w:sz w:val="26"/>
         </w:rPr>
-        <w:t>加入熟糯米粉 25g、白砂糖 25g、茯苓粉 10g、百合粉 10g，揉到不黏手的光滑麵團。</w:t>
+        <w:t>加入熟糯米粉 25g、白砂糖 25g，揉到不黏手的光滑麵團。</w:t>
       </w:r>
     </w:p>
     <w:p>
